--- a/docs/EC FAN OS 통합 검증서 20260326/완성본/Modbus RTU No. 04 - Write Multiple Registers (FC 0x10) 프레임 검증 및 예외 처리 검증.docx
+++ b/docs/EC FAN OS 통합 검증서 20260326/완성본/Modbus RTU No. 04 - Write Multiple Registers (FC 0x10) 프레임 검증 및 예외 처리 검증.docx
@@ -497,7 +497,7 @@
       </w:tr>
       <w:tr>
         <w:trPr>
-          <w:trHeight w:val="7081"/>
+          <w:trHeight w:val="555"/>
           <w:jc w:val="center"/>
         </w:trPr>
         <w:tc>
@@ -605,13 +605,43 @@
                 <w:b/>
                 <w:bCs/>
               </w:rPr>
-              <w:t>485 통신 초기설정</w:t>
-            </w:r>
+              <w:t xml:space="preserve">485 통신 </w:t>
+            </w:r>
+            <w:proofErr w:type="gramStart"/>
             <w:r>
               <w:rPr>
                 <w:rFonts w:asciiTheme="majorHAnsi" w:eastAsiaTheme="majorHAnsi" w:hAnsiTheme="majorHAnsi" w:hint="eastAsia"/>
-              </w:rPr>
-              <w:t xml:space="preserve"> : (Baudrate : 19,200bps, Parity : Even, Node ID : 1)</w:t>
+                <w:b/>
+                <w:bCs/>
+              </w:rPr>
+              <w:t>초기설정</w:t>
+            </w:r>
+            <w:r>
+              <w:rPr>
+                <w:rFonts w:asciiTheme="majorHAnsi" w:eastAsiaTheme="majorHAnsi" w:hAnsiTheme="majorHAnsi" w:hint="eastAsia"/>
+              </w:rPr>
+              <w:t xml:space="preserve"> :</w:t>
+            </w:r>
+            <w:proofErr w:type="gramEnd"/>
+            <w:r>
+              <w:rPr>
+                <w:rFonts w:asciiTheme="majorHAnsi" w:eastAsiaTheme="majorHAnsi" w:hAnsiTheme="majorHAnsi" w:hint="eastAsia"/>
+              </w:rPr>
+              <w:t xml:space="preserve"> (</w:t>
+            </w:r>
+            <w:proofErr w:type="spellStart"/>
+            <w:r>
+              <w:rPr>
+                <w:rFonts w:asciiTheme="majorHAnsi" w:eastAsiaTheme="majorHAnsi" w:hAnsiTheme="majorHAnsi" w:hint="eastAsia"/>
+              </w:rPr>
+              <w:t>Baudrate</w:t>
+            </w:r>
+            <w:proofErr w:type="spellEnd"/>
+            <w:r>
+              <w:rPr>
+                <w:rFonts w:asciiTheme="majorHAnsi" w:eastAsiaTheme="majorHAnsi" w:hAnsiTheme="majorHAnsi" w:hint="eastAsia"/>
+              </w:rPr>
+              <w:t xml:space="preserve"> : 19,200bps, Parity : Even, Node ID : 1)</w:t>
             </w:r>
           </w:p>
           <w:p>
@@ -635,7 +665,25 @@
                 <w:b/>
                 <w:bCs/>
               </w:rPr>
-              <w:t>&lt;Phase 2. 파라미터 조합 및 경계값 전수 검증 (Combination &amp; BVA Test)&gt;</w:t>
+              <w:t xml:space="preserve">&lt;Phase 2. 파라미터 조합 및 </w:t>
+            </w:r>
+            <w:proofErr w:type="spellStart"/>
+            <w:r>
+              <w:rPr>
+                <w:rFonts w:asciiTheme="majorHAnsi" w:eastAsiaTheme="majorHAnsi" w:hAnsiTheme="majorHAnsi"/>
+                <w:b/>
+                <w:bCs/>
+              </w:rPr>
+              <w:t>경계값</w:t>
+            </w:r>
+            <w:proofErr w:type="spellEnd"/>
+            <w:r>
+              <w:rPr>
+                <w:rFonts w:asciiTheme="majorHAnsi" w:eastAsiaTheme="majorHAnsi" w:hAnsiTheme="majorHAnsi"/>
+                <w:b/>
+                <w:bCs/>
+              </w:rPr>
+              <w:t xml:space="preserve"> 전수 검증 (Combination &amp; BVA Test)&gt;</w:t>
             </w:r>
           </w:p>
           <w:p>
@@ -645,14 +693,28 @@
                 <w:numId w:val="22"/>
               </w:numPr>
               <w:rPr>
+                <w:rFonts w:asciiTheme="majorHAnsi" w:eastAsiaTheme="majorHAnsi" w:hAnsiTheme="majorHAnsi"/>
+              </w:rPr>
+            </w:pPr>
+            <w:r>
+              <w:rPr>
                 <w:rFonts w:asciiTheme="majorHAnsi" w:eastAsiaTheme="majorHAnsi" w:hAnsiTheme="majorHAnsi" w:hint="eastAsia"/>
               </w:rPr>
-            </w:pPr>
+              <w:t xml:space="preserve">Modbus 표준상 한 번의 FC 0x10 명령으로 쓸 수 있는 최대 레지스터 개수 </w:t>
+            </w:r>
+            <w:proofErr w:type="spellStart"/>
             <w:r>
               <w:rPr>
                 <w:rFonts w:asciiTheme="majorHAnsi" w:eastAsiaTheme="majorHAnsi" w:hAnsiTheme="majorHAnsi" w:hint="eastAsia"/>
               </w:rPr>
-              <w:t>Modbus 표준상 한 번의 FC 0x10 명령으로 쓸 수 있는 최대 레지스터 개수 경계값은 123개(Hex: 0x007B)이다.</w:t>
+              <w:t>경계값은</w:t>
+            </w:r>
+            <w:proofErr w:type="spellEnd"/>
+            <w:r>
+              <w:rPr>
+                <w:rFonts w:asciiTheme="majorHAnsi" w:eastAsiaTheme="majorHAnsi" w:hAnsiTheme="majorHAnsi" w:hint="eastAsia"/>
+              </w:rPr>
+              <w:t xml:space="preserve"> 123개(Hex: 0x007B)이다.</w:t>
             </w:r>
           </w:p>
           <w:p>
@@ -662,14 +724,28 @@
                 <w:numId w:val="22"/>
               </w:numPr>
               <w:rPr>
+                <w:rFonts w:asciiTheme="majorHAnsi" w:eastAsiaTheme="majorHAnsi" w:hAnsiTheme="majorHAnsi"/>
+              </w:rPr>
+            </w:pPr>
+            <w:r>
+              <w:rPr>
                 <w:rFonts w:asciiTheme="majorHAnsi" w:eastAsiaTheme="majorHAnsi" w:hAnsiTheme="majorHAnsi" w:hint="eastAsia"/>
               </w:rPr>
-            </w:pPr>
+              <w:t xml:space="preserve">타겟 주소 [0xD001]부터 123개의 파라미터를 일괄 변경하는 </w:t>
+            </w:r>
+            <w:proofErr w:type="spellStart"/>
             <w:r>
               <w:rPr>
                 <w:rFonts w:asciiTheme="majorHAnsi" w:eastAsiaTheme="majorHAnsi" w:hAnsiTheme="majorHAnsi" w:hint="eastAsia"/>
               </w:rPr>
-              <w:t>타겟 주소 [0xD001]부터 123개의 파라미터를 일괄 변경하는 경계값 프레임을 구성하여 송신한다. • 송신(TX) 프레임 구조: 01 10 D0 01 00 7B F6 [246바이트의 Data...] [맞는 CRC Hi/Lo] (F6 = 246 Bytes)</w:t>
+              <w:t>경계값</w:t>
+            </w:r>
+            <w:proofErr w:type="spellEnd"/>
+            <w:r>
+              <w:rPr>
+                <w:rFonts w:asciiTheme="majorHAnsi" w:eastAsiaTheme="majorHAnsi" w:hAnsiTheme="majorHAnsi" w:hint="eastAsia"/>
+              </w:rPr>
+              <w:t xml:space="preserve"> 프레임을 구성하여 송신한다. • 송신(TX) 프레임 구조: 01 10 D0 01 00 7B F6 [246바이트의 Data...] [맞는 CRC Hi/Lo] (F6 = 246 Bytes)</w:t>
             </w:r>
           </w:p>
           <w:p>
@@ -832,7 +908,21 @@
               <w:rPr>
                 <w:rFonts w:asciiTheme="majorHAnsi" w:eastAsiaTheme="majorHAnsi" w:hAnsiTheme="majorHAnsi"/>
               </w:rPr>
-              <w:t>길이가 긴 다중 쓰기 프레임 수신 중 노이즈가 발생한 상황을 모사하기 위해, 데이터 중간(예: 10바이트 지점)까지만 송신하고 프레임을 컷오프한다. • 잘린 송신(TX) 프레임: 01 10 D0 01 00 02 04 00 00 00 (CRC 누락)</w:t>
+              <w:t xml:space="preserve">길이가 긴 다중 쓰기 프레임 수신 중 노이즈가 발생한 상황을 모사하기 위해, 데이터 중간(예: 10바이트 지점)까지만 송신하고 프레임을 </w:t>
+            </w:r>
+            <w:proofErr w:type="spellStart"/>
+            <w:r>
+              <w:rPr>
+                <w:rFonts w:asciiTheme="majorHAnsi" w:eastAsiaTheme="majorHAnsi" w:hAnsiTheme="majorHAnsi"/>
+              </w:rPr>
+              <w:t>컷오프한다</w:t>
+            </w:r>
+            <w:proofErr w:type="spellEnd"/>
+            <w:r>
+              <w:rPr>
+                <w:rFonts w:asciiTheme="majorHAnsi" w:eastAsiaTheme="majorHAnsi" w:hAnsiTheme="majorHAnsi"/>
+              </w:rPr>
+              <w:t>. • 잘린 송신(TX) 프레임: 01 10 D0 01 00 02 04 00 00 00 (CRC 누락)</w:t>
             </w:r>
           </w:p>
           <w:p>
@@ -844,7 +934,7 @@
               </w:numPr>
               <w:ind w:left="200" w:hangingChars="100" w:hanging="200"/>
               <w:rPr>
-                <w:rFonts w:asciiTheme="majorHAnsi" w:eastAsiaTheme="majorHAnsi" w:hAnsiTheme="majorHAnsi" w:hint="eastAsia"/>
+                <w:rFonts w:asciiTheme="majorHAnsi" w:eastAsiaTheme="majorHAnsi" w:hAnsiTheme="majorHAnsi"/>
               </w:rPr>
             </w:pPr>
             <w:r>
@@ -913,7 +1003,25 @@
                 <w:b/>
                 <w:bCs/>
               </w:rPr>
-              <w:t>[Phase 2 판정 - 정상 조합 전수 및 경계값]</w:t>
+              <w:t xml:space="preserve">[Phase 2 판정 - 정상 조합 전수 및 </w:t>
+            </w:r>
+            <w:proofErr w:type="spellStart"/>
+            <w:r>
+              <w:rPr>
+                <w:rFonts w:asciiTheme="majorHAnsi" w:eastAsiaTheme="majorHAnsi" w:hAnsiTheme="majorHAnsi"/>
+                <w:b/>
+                <w:bCs/>
+              </w:rPr>
+              <w:t>경계값</w:t>
+            </w:r>
+            <w:proofErr w:type="spellEnd"/>
+            <w:r>
+              <w:rPr>
+                <w:rFonts w:asciiTheme="majorHAnsi" w:eastAsiaTheme="majorHAnsi" w:hAnsiTheme="majorHAnsi"/>
+                <w:b/>
+                <w:bCs/>
+              </w:rPr>
+              <w:t>]</w:t>
             </w:r>
           </w:p>
           <w:p>
@@ -1088,7 +1196,7 @@
                 <w:numId w:val="38"/>
               </w:numPr>
               <w:rPr>
-                <w:rFonts w:asciiTheme="majorHAnsi" w:eastAsiaTheme="majorHAnsi" w:hAnsiTheme="majorHAnsi" w:hint="eastAsia"/>
+                <w:rFonts w:asciiTheme="majorHAnsi" w:eastAsiaTheme="majorHAnsi" w:hAnsiTheme="majorHAnsi"/>
               </w:rPr>
             </w:pPr>
             <w:r>
@@ -1126,7 +1234,6 @@
               <w:rPr>
                 <w:rFonts w:asciiTheme="majorHAnsi" w:eastAsiaTheme="majorHAnsi" w:hAnsiTheme="majorHAnsi" w:hint="eastAsia"/>
               </w:rPr>
-              <w:lastRenderedPageBreak/>
               <w:t>시험결과</w:t>
             </w:r>
           </w:p>
@@ -1156,7 +1263,25 @@
                 <w:b/>
                 <w:bCs/>
               </w:rPr>
-              <w:t>[Phase 2 판정 - 정상 조합 전수 및 경계값]</w:t>
+              <w:t xml:space="preserve">[Phase 2 판정 - 정상 조합 전수 및 </w:t>
+            </w:r>
+            <w:proofErr w:type="spellStart"/>
+            <w:r>
+              <w:rPr>
+                <w:rFonts w:asciiTheme="majorHAnsi" w:eastAsiaTheme="majorHAnsi" w:hAnsiTheme="majorHAnsi"/>
+                <w:b/>
+                <w:bCs/>
+              </w:rPr>
+              <w:t>경계값</w:t>
+            </w:r>
+            <w:proofErr w:type="spellEnd"/>
+            <w:r>
+              <w:rPr>
+                <w:rFonts w:asciiTheme="majorHAnsi" w:eastAsiaTheme="majorHAnsi" w:hAnsiTheme="majorHAnsi"/>
+                <w:b/>
+                <w:bCs/>
+              </w:rPr>
+              <w:t>]</w:t>
             </w:r>
           </w:p>
           <w:p>
@@ -1323,7 +1448,7 @@
                 <w:numId w:val="0"/>
               </w:numPr>
               <w:rPr>
-                <w:rFonts w:asciiTheme="majorHAnsi" w:eastAsiaTheme="majorHAnsi" w:hAnsiTheme="majorHAnsi"/>
+                <w:rFonts w:asciiTheme="majorHAnsi" w:eastAsiaTheme="majorHAnsi" w:hAnsiTheme="majorHAnsi" w:hint="eastAsia"/>
               </w:rPr>
             </w:pPr>
             <w:r>
@@ -1337,42 +1462,6 @@
                 <w:rFonts w:asciiTheme="majorHAnsi" w:eastAsiaTheme="majorHAnsi" w:hAnsiTheme="majorHAnsi" w:hint="eastAsia"/>
               </w:rPr>
               <w:t xml:space="preserve"> </w:t>
-            </w:r>
-          </w:p>
-          <w:p>
-            <w:pPr>
-              <w:pStyle w:val="1-0"/>
-              <w:numPr>
-                <w:ilvl w:val="0"/>
-                <w:numId w:val="0"/>
-              </w:numPr>
-              <w:rPr>
-                <w:rFonts w:asciiTheme="majorHAnsi" w:eastAsiaTheme="majorHAnsi" w:hAnsiTheme="majorHAnsi"/>
-              </w:rPr>
-            </w:pPr>
-            <w:r>
-              <w:rPr>
-                <w:rFonts w:asciiTheme="majorHAnsi" w:eastAsiaTheme="majorHAnsi" w:hAnsiTheme="majorHAnsi" w:hint="eastAsia"/>
-              </w:rPr>
-              <w:t xml:space="preserve">2. </w:t>
-            </w:r>
-          </w:p>
-          <w:p>
-            <w:pPr>
-              <w:pStyle w:val="1-0"/>
-              <w:numPr>
-                <w:ilvl w:val="0"/>
-                <w:numId w:val="0"/>
-              </w:numPr>
-              <w:rPr>
-                <w:rFonts w:asciiTheme="majorHAnsi" w:eastAsiaTheme="majorHAnsi" w:hAnsiTheme="majorHAnsi"/>
-              </w:rPr>
-            </w:pPr>
-            <w:r>
-              <w:rPr>
-                <w:rFonts w:asciiTheme="majorHAnsi" w:eastAsiaTheme="majorHAnsi" w:hAnsiTheme="majorHAnsi" w:hint="eastAsia"/>
-              </w:rPr>
-              <w:t xml:space="preserve">3. </w:t>
             </w:r>
           </w:p>
           <w:p>
@@ -5815,6 +5904,7 @@
   <w:style w:type="character" w:default="1" w:styleId="a0">
     <w:name w:val="Default Paragraph Font"/>
     <w:uiPriority w:val="1"/>
+    <w:semiHidden/>
     <w:unhideWhenUsed/>
   </w:style>
   <w:style w:type="table" w:default="1" w:styleId="a1">
